--- a/legal/source/AlphaCouncil-Privacy-Policy-FINAL.docx
+++ b/legal/source/AlphaCouncil-Privacy-Policy-FINAL.docx
@@ -1785,6 +1785,9 @@
       <w:r>
         <w:t>Moyasar or a successor payment provider processes payment credentials, tokens, transaction status, refunds, fraud signals and disputes.</w:t>
       </w:r>
+      <w:r>
+        <w:t xml:space="preserve"> At the current launch, Paid Subscriptions do not renew automatically and we do not instruct the payment provider to retain a reusable card credential for automatic charges; the payment provider processes your payment-card details only to complete the individual purchase you make.</w:t>
+      </w:r>
     </w:p>
     <w:p>
       <w:pPr>
